--- a/docs/modeles-dao/DPIC-PI.docx
+++ b/docs/modeles-dao/DPIC-PI.docx
@@ -1767,6 +1767,14 @@
               <w:rPr>
                 <w:sz w:val="20"/>
               </w:rPr>
+              <w:t>La soumission par la plateforme, effectuée depuis le compte authentifié du candidat et scellée par celle-ci, vaut signature de la proposition et de l'acte d'engagement au sens de l'article 31 du Code. L'attributaire remet l'original signé de son acte d'engagement avant la signature du marché.</w:t>
+            </w:r>
+          </w:p>
+          <w:p>
+            <w:r>
+              <w:rPr>
+                <w:sz w:val="20"/>
+              </w:rPr>
               <w:t>{{FINSI:B04-SE}}</w:t>
             </w:r>
           </w:p>

--- a/docs/modeles-dao/DPIC-PI.docx
+++ b/docs/modeles-dao/DPIC-PI.docx
@@ -407,6 +407,14 @@
               <w:rPr>
                 <w:sz w:val="20"/>
               </w:rPr>
+              <w:t>{{SI:PAPIER}}</w:t>
+            </w:r>
+          </w:p>
+          <w:p>
+            <w:r>
+              <w:rPr>
+                <w:sz w:val="20"/>
+              </w:rPr>
               <w:t>Adresse de la PRMP</w:t>
             </w:r>
           </w:p>
@@ -439,6 +447,38 @@
               <w:rPr>
                 <w:sz w:val="20"/>
               </w:rPr>
+              <w:t>{{FINSI:PAPIER}}</w:t>
+            </w:r>
+          </w:p>
+          <w:p>
+            <w:r>
+              <w:rPr>
+                <w:sz w:val="20"/>
+              </w:rPr>
+              <w:t>{{SI:B04-SE}}</w:t>
+            </w:r>
+          </w:p>
+          <w:p>
+            <w:r>
+              <w:rPr>
+                <w:sz w:val="20"/>
+              </w:rPr>
+              <w:t>Les demandes d’éclaircissements sont posées sur la plateforme de dépôt : {{B04-SE-02}}. La plateforme n’en reçoit plus au-delà du délai ci-dessous.</w:t>
+            </w:r>
+          </w:p>
+          <w:p>
+            <w:r>
+              <w:rPr>
+                <w:sz w:val="20"/>
+              </w:rPr>
+              <w:t>{{FINSI:B04-SE}}</w:t>
+            </w:r>
+          </w:p>
+          <w:p>
+            <w:r>
+              <w:rPr>
+                <w:sz w:val="20"/>
+              </w:rPr>
               <w:t>Délai pour l'envoi des demandes par les Candidats</w:t>
             </w:r>
           </w:p>
@@ -1631,6 +1671,14 @@
               <w:rPr>
                 <w:sz w:val="20"/>
               </w:rPr>
+              <w:t>{{SI:PAPIER}}</w:t>
+            </w:r>
+          </w:p>
+          <w:p>
+            <w:r>
+              <w:rPr>
+                <w:sz w:val="20"/>
+              </w:rPr>
               <w:t>Outre l’original des Propositions, le nombre de copies demandé est de : {{B04-FL-01}}</w:t>
             </w:r>
           </w:p>
@@ -1658,6 +1706,38 @@
               <w:t>{{B04-FL-03}}</w:t>
             </w:r>
           </w:p>
+          <w:p>
+            <w:r>
+              <w:rPr>
+                <w:sz w:val="20"/>
+              </w:rPr>
+              <w:t>{{FINSI:PAPIER}}</w:t>
+            </w:r>
+          </w:p>
+          <w:p>
+            <w:r>
+              <w:rPr>
+                <w:sz w:val="20"/>
+              </w:rPr>
+              <w:t>{{SI:B04-SE}}</w:t>
+            </w:r>
+          </w:p>
+          <w:p>
+            <w:r>
+              <w:rPr>
+                <w:sz w:val="20"/>
+              </w:rPr>
+              <w:t>La Proposition est déposée en fichiers sur la plateforme : ni original ni copie sous support papier n’est demandé.</w:t>
+            </w:r>
+          </w:p>
+          <w:p>
+            <w:r>
+              <w:rPr>
+                <w:sz w:val="20"/>
+              </w:rPr>
+              <w:t>{{FINSI:B04-SE}}</w:t>
+            </w:r>
+          </w:p>
         </w:tc>
       </w:tr>
       <w:tr>
@@ -1683,6 +1763,14 @@
               <w:rPr>
                 <w:sz w:val="20"/>
               </w:rPr>
+              <w:t>{{SI:PAPIER}}</w:t>
+            </w:r>
+          </w:p>
+          <w:p>
+            <w:r>
+              <w:rPr>
+                <w:sz w:val="20"/>
+              </w:rPr>
               <w:t>Aux fins de remise des Propositions, uniquement, l’adresse de l’Autorité Contractante est la suivante :</w:t>
             </w:r>
           </w:p>
@@ -1699,6 +1787,38 @@
               <w:rPr>
                 <w:sz w:val="20"/>
               </w:rPr>
+              <w:t>{{FINSI:PAPIER}}</w:t>
+            </w:r>
+          </w:p>
+          <w:p>
+            <w:r>
+              <w:rPr>
+                <w:sz w:val="20"/>
+              </w:rPr>
+              <w:t>{{SI:B04-SE}}</w:t>
+            </w:r>
+          </w:p>
+          <w:p>
+            <w:r>
+              <w:rPr>
+                <w:sz w:val="20"/>
+              </w:rPr>
+              <w:t>Les Propositions sont déposées sur la plateforme de dépôt : {{B04-SE-02}}.</w:t>
+            </w:r>
+          </w:p>
+          <w:p>
+            <w:r>
+              <w:rPr>
+                <w:sz w:val="20"/>
+              </w:rPr>
+              <w:t>{{FINSI:B04-SE}}</w:t>
+            </w:r>
+          </w:p>
+          <w:p>
+            <w:r>
+              <w:rPr>
+                <w:sz w:val="20"/>
+              </w:rPr>
               <w:t>La date et heure limites de remise des Propositions sont les suivantes : {{B04-LH-02}}</w:t>
             </w:r>
           </w:p>
@@ -1759,7 +1879,191 @@
               <w:rPr>
                 <w:sz w:val="20"/>
               </w:rPr>
-              <w:t>[[CLAUSE À FOURNIR PAR LE JURISTE : conditions et modalités de la remise électronique des Propositions — plateforme ({{B04-SE-02}}), heure de référence ({{B04-SE-04}}), signature exigée ({{B04-SE-05}}), formats ({{B04-SE-07}}) et tailles admis ({{B04-SE-08}} Mo par fichier, {{B04-SE-09}} Mo par proposition), ouverture électronique en séance seulement, assistance ({{B04-SE-14}}), indisponibilité et prorogation ({{B04-SE-12}} h, {{B04-SE-13}} jours ouvrables)]]</w:t>
+              <w:t>La remise électronique est le seul mode de remise des Propositions de la présente consultation : aucun pli sous support papier n’est reçu. Les Propositions sont déposées sur la plateforme de dépôt : {{B04-SE-02}}.</w:t>
+            </w:r>
+          </w:p>
+          <w:p>
+            <w:r>
+              <w:rPr>
+                <w:sz w:val="20"/>
+              </w:rPr>
+              <w:t>{{SI:SE-OUVERTURE}}</w:t>
+            </w:r>
+          </w:p>
+          <w:p>
+            <w:r>
+              <w:rPr>
+                <w:sz w:val="20"/>
+              </w:rPr>
+              <w:t>Les dépôts sont ouverts à compter du {{B04-SE-03}}.</w:t>
+            </w:r>
+          </w:p>
+          <w:p>
+            <w:r>
+              <w:rPr>
+                <w:sz w:val="20"/>
+              </w:rPr>
+              <w:t>{{FINSI:SE-OUVERTURE}}</w:t>
+            </w:r>
+          </w:p>
+          <w:p>
+            <w:r>
+              <w:rPr>
+                <w:sz w:val="20"/>
+              </w:rPr>
+              <w:t>Les dates et heures de la procédure s’entendent selon l’heure de référence suivante : {{B04-SE-04}}. Seule l’heure de la plateforme fait foi : une Proposition dont le dépôt n’est pas achevé à la date et à l’heure limites n’est pas recevable.</w:t>
+            </w:r>
+          </w:p>
+          <w:p>
+            <w:r>
+              <w:rPr>
+                <w:sz w:val="20"/>
+              </w:rPr>
+              <w:t>Niveau de signature électronique exigé : {{B04-SE-05}}.</w:t>
+            </w:r>
+          </w:p>
+          <w:p>
+            <w:r>
+              <w:rPr>
+                <w:sz w:val="20"/>
+              </w:rPr>
+              <w:t>{{SI:SE-PRESTATAIRES}}</w:t>
+            </w:r>
+          </w:p>
+          <w:p>
+            <w:r>
+              <w:rPr>
+                <w:sz w:val="20"/>
+              </w:rPr>
+              <w:t>Prestataires de certification acceptés : {{B04-SE-06}}.</w:t>
+            </w:r>
+          </w:p>
+          <w:p>
+            <w:r>
+              <w:rPr>
+                <w:sz w:val="20"/>
+              </w:rPr>
+              <w:t>{{FINSI:SE-PRESTATAIRES}}</w:t>
+            </w:r>
+          </w:p>
+          <w:p>
+            <w:r>
+              <w:rPr>
+                <w:sz w:val="20"/>
+              </w:rPr>
+              <w:t>Les fichiers sont déposés aux formats suivants : {{B04-SE-07}}, dans la limite de {{B04-SE-08}} Mo par fichier et de {{B04-SE-09}} Mo par Proposition.</w:t>
+            </w:r>
+          </w:p>
+          <w:p>
+            <w:r>
+              <w:rPr>
+                <w:sz w:val="20"/>
+              </w:rPr>
+              <w:t>{{SI:SE-REMPLACEMENT}}</w:t>
+            </w:r>
+          </w:p>
+          <w:p>
+            <w:r>
+              <w:rPr>
+                <w:sz w:val="20"/>
+              </w:rPr>
+              <w:t>Jusqu’à la date et à l’heure limites, le candidat peut remplacer ou retirer sa Proposition sur la plateforme ; seul son dernier dépôt est ouvert.</w:t>
+            </w:r>
+          </w:p>
+          <w:p>
+            <w:r>
+              <w:rPr>
+                <w:sz w:val="20"/>
+              </w:rPr>
+              <w:t>{{FINSI:SE-REMPLACEMENT}}</w:t>
+            </w:r>
+          </w:p>
+          <w:p>
+            <w:r>
+              <w:rPr>
+                <w:sz w:val="20"/>
+              </w:rPr>
+              <w:t>{{SI:SE-SANS-REMPLACEMENT}}</w:t>
+            </w:r>
+          </w:p>
+          <w:p>
+            <w:r>
+              <w:rPr>
+                <w:sz w:val="20"/>
+              </w:rPr>
+              <w:t>Une Proposition déposée ne peut être ni remplacée ni retirée.</w:t>
+            </w:r>
+          </w:p>
+          <w:p>
+            <w:r>
+              <w:rPr>
+                <w:sz w:val="20"/>
+              </w:rPr>
+              <w:t>{{FINSI:SE-SANS-REMPLACEMENT}}</w:t>
+            </w:r>
+          </w:p>
+          <w:p>
+            <w:r>
+              <w:rPr>
+                <w:sz w:val="20"/>
+              </w:rPr>
+              <w:t>{{SI:SE-SAUVEGARDE}}</w:t>
+            </w:r>
+          </w:p>
+          <w:p>
+            <w:r>
+              <w:rPr>
+                <w:sz w:val="20"/>
+              </w:rPr>
+              <w:t>Une copie de sauvegarde est admise sous la forme suivante : {{B04-SE-11}}.</w:t>
+            </w:r>
+          </w:p>
+          <w:p>
+            <w:r>
+              <w:rPr>
+                <w:sz w:val="20"/>
+              </w:rPr>
+              <w:t>{{FINSI:SE-SAUVEGARDE}}</w:t>
+            </w:r>
+          </w:p>
+          <w:p>
+            <w:r>
+              <w:rPr>
+                <w:sz w:val="20"/>
+              </w:rPr>
+              <w:t>Si la plateforme est indisponible pendant plus de {{B04-SE-12}} heures au cours des {{B04-SE-16}} heures qui précèdent la date limite de remise, cette date est prorogée de {{B04-SE-13}} jours ouvrables.</w:t>
+            </w:r>
+          </w:p>
+          <w:p>
+            <w:r>
+              <w:rPr>
+                <w:sz w:val="20"/>
+              </w:rPr>
+              <w:t>Assistance aux candidats : {{B04-SE-14}}.</w:t>
+            </w:r>
+          </w:p>
+          <w:p>
+            <w:r>
+              <w:rPr>
+                <w:sz w:val="20"/>
+              </w:rPr>
+              <w:t>{{SI:SE-ASSISTANCE-LIMITE}}</w:t>
+            </w:r>
+          </w:p>
+          <w:p>
+            <w:r>
+              <w:rPr>
+                <w:sz w:val="20"/>
+              </w:rPr>
+              <w:t>Les demandes d’assistance sont reçues jusqu’au {{B04-SE-15}}.</w:t>
+            </w:r>
+          </w:p>
+          <w:p>
+            <w:r>
+              <w:rPr>
+                <w:sz w:val="20"/>
+              </w:rPr>
+              <w:t>{{FINSI:SE-ASSISTANCE-LIMITE}}</w:t>
             </w:r>
           </w:p>
           <w:p>
